--- a/00_교재_집필/03장_서양_여가의_역사.docx
+++ b/00_교재_집필/03장_서양_여가의_역사.docx
@@ -817,6 +817,96 @@
           <w:szCs w:val="21"/>
         </w:rPr>
         <w:t xml:space="preserve">힘든 삶 가운데 얻는 드문 여가의 기회이기도 했다.</w:t>
+      </w:r>
+    </w:p>
+    <w:p>
+      <w:pPr>
+        <w:spacing w:after="160" w:line="340"/>
+        <w:ind w:firstLine="187"/>
+        <w:jc w:val="both"/>
+      </w:pPr>
+      <w:r>
+        <w:rPr>
+          <w:rFonts w:ascii="Batang" w:cs="Batang" w:eastAsia="Batang" w:hAnsi="Batang"/>
+          <w:sz w:val="21"/>
+          <w:szCs w:val="21"/>
+        </w:rPr>
+        <w:t xml:space="preserve">그리스의 축제 구조에서 지도자가 배울 것이 하나 있다. 제전은 경기만으로 이루어지지 않았다는</w:t>
+      </w:r>
+    </w:p>
+    <w:p>
+      <w:pPr>
+        <w:spacing w:after="160" w:line="340"/>
+        <w:ind w:firstLine="187"/>
+        <w:jc w:val="both"/>
+      </w:pPr>
+      <w:r>
+        <w:rPr>
+          <w:rFonts w:ascii="Batang" w:cs="Batang" w:eastAsia="Batang" w:hAnsi="Batang"/>
+          <w:sz w:val="21"/>
+          <w:szCs w:val="21"/>
+        </w:rPr>
+        <w:t xml:space="preserve">점이다. 몸을 겨루는 종목과 음악을 겨루는 종목과 말을 겨루는 종목이 한 축제 안에 함께 있었고,</w:t>
+      </w:r>
+    </w:p>
+    <w:p>
+      <w:pPr>
+        <w:spacing w:after="160" w:line="340"/>
+        <w:ind w:firstLine="187"/>
+        <w:jc w:val="both"/>
+      </w:pPr>
+      <w:r>
+        <w:rPr>
+          <w:rFonts w:ascii="Batang" w:cs="Batang" w:eastAsia="Batang" w:hAnsi="Batang"/>
+          <w:sz w:val="21"/>
+          <w:szCs w:val="21"/>
+        </w:rPr>
+        <w:t xml:space="preserve">그 사이에 제의와 행진과 연회가 배치되었다. 강도가 높은 순서와 낮은 순서가 번갈아 놓이고,</w:t>
+      </w:r>
+    </w:p>
+    <w:p>
+      <w:pPr>
+        <w:spacing w:after="160" w:line="340"/>
+        <w:ind w:firstLine="187"/>
+        <w:jc w:val="both"/>
+      </w:pPr>
+      <w:r>
+        <w:rPr>
+          <w:rFonts w:ascii="Batang" w:cs="Batang" w:eastAsia="Batang" w:hAnsi="Batang"/>
+          <w:sz w:val="21"/>
+          <w:szCs w:val="21"/>
+        </w:rPr>
+        <w:t xml:space="preserve">참여하는 자리와 지켜보는 자리가 교차한다. 하루 종일 이어지는 행사를 사람이 견딜 수 있게 만드는</w:t>
+      </w:r>
+    </w:p>
+    <w:p>
+      <w:pPr>
+        <w:spacing w:after="160" w:line="340"/>
+        <w:ind w:firstLine="187"/>
+        <w:jc w:val="both"/>
+      </w:pPr>
+      <w:r>
+        <w:rPr>
+          <w:rFonts w:ascii="Batang" w:cs="Batang" w:eastAsia="Batang" w:hAnsi="Batang"/>
+          <w:sz w:val="21"/>
+          <w:szCs w:val="21"/>
+        </w:rPr>
+        <w:t xml:space="preserve">설계 원리가 이미 여기에 있다. 오늘의 종일 프로그램이나 수련회 일정을 짤 때도 같은 원리가</w:t>
+      </w:r>
+    </w:p>
+    <w:p>
+      <w:pPr>
+        <w:spacing w:after="160" w:line="340"/>
+        <w:ind w:firstLine="187"/>
+        <w:jc w:val="both"/>
+      </w:pPr>
+      <w:r>
+        <w:rPr>
+          <w:rFonts w:ascii="Batang" w:cs="Batang" w:eastAsia="Batang" w:hAnsi="Batang"/>
+          <w:sz w:val="21"/>
+          <w:szCs w:val="21"/>
+        </w:rPr>
+        <w:t xml:space="preserve">필요하며, 15장에서 다룰 시간 배분의 문제가 이 오래된 해법과 만난다.</w:t>
       </w:r>
     </w:p>
     <w:p>
